--- a/Propuesta de proyecto.docx
+++ b/Propuesta de proyecto.docx
@@ -36,12 +36,12 @@
           <wp:inline distB="114300" distT="114300" distL="114300" distR="114300">
             <wp:extent cx="5916349" cy="104775"/>
             <wp:effectExtent b="0" l="0" r="0" t="0"/>
-            <wp:docPr descr="línea horizontal" id="2" name="image2.png"/>
+            <wp:docPr descr="línea horizontal" id="2" name="image1.png"/>
             <a:graphic>
               <a:graphicData uri="http://schemas.openxmlformats.org/drawingml/2006/picture">
                 <pic:pic>
                   <pic:nvPicPr>
-                    <pic:cNvPr descr="línea horizontal" id="0" name="image2.png"/>
+                    <pic:cNvPr descr="línea horizontal" id="0" name="image1.png"/>
                     <pic:cNvPicPr preferRelativeResize="0"/>
                   </pic:nvPicPr>
                   <pic:blipFill>
@@ -150,7 +150,7 @@
         <w:rPr>
           <w:rtl w:val="0"/>
         </w:rPr>
-        <w:t xml:space="preserve">Nombre del proyecto</w:t>
+        <w:t xml:space="preserve">Introducción a la matemática discreta</w:t>
       </w:r>
     </w:p>
     <w:p>
@@ -319,7 +319,7 @@
         <w:rPr>
           <w:rtl w:val="0"/>
         </w:rPr>
-        <w:t xml:space="preserve">Escribe aquí tu texto Escribe aquí tu texto Escribe aquí tu texto Escribe aquí tu texto Escribe aquí tu texto Escribe aquí tu texto Escribe aquí tu texto Escribe aquí tu texto Escribe aquí tu texto Escribe aquí tu texto</w:t>
+        <w:t xml:space="preserve">Evidentemente, no gruyxa?</w:t>
       </w:r>
       <w:r>
         <w:rPr>
@@ -772,12 +772,12 @@
         <wp:inline distB="114300" distT="114300" distL="114300" distR="114300">
           <wp:extent cx="5916349" cy="104775"/>
           <wp:effectExtent b="0" l="0" r="0" t="0"/>
-          <wp:docPr descr="línea horizontal" id="1" name="image1.png"/>
+          <wp:docPr descr="línea horizontal" id="1" name="image2.png"/>
           <a:graphic>
             <a:graphicData uri="http://schemas.openxmlformats.org/drawingml/2006/picture">
               <pic:pic>
                 <pic:nvPicPr>
-                  <pic:cNvPr descr="línea horizontal" id="0" name="image1.png"/>
+                  <pic:cNvPr descr="línea horizontal" id="0" name="image2.png"/>
                   <pic:cNvPicPr preferRelativeResize="0"/>
                 </pic:nvPicPr>
                 <pic:blipFill>

--- a/Propuesta de proyecto.docx
+++ b/Propuesta de proyecto.docx
@@ -36,12 +36,12 @@
           <wp:inline distB="114300" distT="114300" distL="114300" distR="114300">
             <wp:extent cx="5916349" cy="104775"/>
             <wp:effectExtent b="0" l="0" r="0" t="0"/>
-            <wp:docPr descr="línea horizontal" id="2" name="image1.png"/>
+            <wp:docPr descr="línea horizontal" id="2" name="image2.png"/>
             <a:graphic>
               <a:graphicData uri="http://schemas.openxmlformats.org/drawingml/2006/picture">
                 <pic:pic>
                   <pic:nvPicPr>
-                    <pic:cNvPr descr="línea horizontal" id="0" name="image1.png"/>
+                    <pic:cNvPr descr="línea horizontal" id="0" name="image2.png"/>
                     <pic:cNvPicPr preferRelativeResize="0"/>
                   </pic:nvPicPr>
                   <pic:blipFill>
@@ -150,7 +150,7 @@
         <w:rPr>
           <w:rtl w:val="0"/>
         </w:rPr>
-        <w:t xml:space="preserve">Introducción a la matemática discreta</w:t>
+        <w:t xml:space="preserve">Introducción a la matemática discreta, pero versión 2 claro</w:t>
       </w:r>
     </w:p>
     <w:p>
@@ -772,12 +772,12 @@
         <wp:inline distB="114300" distT="114300" distL="114300" distR="114300">
           <wp:extent cx="5916349" cy="104775"/>
           <wp:effectExtent b="0" l="0" r="0" t="0"/>
-          <wp:docPr descr="línea horizontal" id="1" name="image2.png"/>
+          <wp:docPr descr="línea horizontal" id="1" name="image1.png"/>
           <a:graphic>
             <a:graphicData uri="http://schemas.openxmlformats.org/drawingml/2006/picture">
               <pic:pic>
                 <pic:nvPicPr>
-                  <pic:cNvPr descr="línea horizontal" id="0" name="image2.png"/>
+                  <pic:cNvPr descr="línea horizontal" id="0" name="image1.png"/>
                   <pic:cNvPicPr preferRelativeResize="0"/>
                 </pic:nvPicPr>
                 <pic:blipFill>
